--- a/Documents/Cupping App — Technical Solution Design.docx
+++ b/Documents/Cupping App — Technical Solution Design.docx
@@ -3061,7 +3061,7 @@
           <w:p>
             <w:pPr/>
             <w:r>
-              <w:t xml:space="preserve">id, user, cafe, visit date, comment, price (AUD), beans, milk, verified, created at</w:t>
+              <w:t xml:space="preserve">id, user, cafe, visit date, comment, price (AUD), beans, milk, verified, created at, edited at</w:t>
             </w:r>
           </w:p>
         </w:tc>
